--- a/Files/03 - Vayikra/10 - Emor/5784/Emor 5784.docx
+++ b/Files/03 - Vayikra/10 - Emor/5784/Emor 5784.docx
@@ -814,7 +814,7 @@
         <w:rPr>
           <w:rFonts w:ascii="Times New Roman" w:hAnsi="Times New Roman" w:cs="Times New Roman"/>
         </w:rPr>
-        <w:t>s sefer on</w:t>
+        <w:t xml:space="preserve">s sefer on </w:t>
       </w:r>
       <w:r>
         <w:rPr>

--- a/Files/03 - Vayikra/10 - Emor/5784/Emor 5784.docx
+++ b/Files/03 - Vayikra/10 - Emor/5784/Emor 5784.docx
@@ -1723,7 +1723,7 @@
           <w:rFonts w:ascii="Times New Roman" w:hAnsi="Times New Roman" w:cs="Times New Roman"/>
           <w:rtl/>
         </w:rPr>
-        <w:t>"</w:t>
+        <w:t>״</w:t>
       </w:r>
       <w:r>
         <w:rPr>
